--- a/paper_cai_aei/r3_positive_review_r1/build/supplementary_en.docx
+++ b/paper_cai_aei/r3_positive_review_r1/build/supplementary_en.docx
@@ -34,7 +34,7 @@
         <w:pStyle w:val="FirstParagraph"/>
       </w:pPr>
       <w:r>
-        <w:t xml:space="preserve">The six paired-image collections and strength labels are the existing references [1,2,9–15] in the main article. A specimen record binds its source ID, specimen ID, registered image pair and CAI label. Capture groups were formed before splitting from shared source/crop identities, then retained within partitions. The split contains 276 physical specimens (161 training, 50 development validation and 65 reserved), with 152/48/59 capture groups. The reserved partition was not evaluated. The same 50 development specimens selected checkpoints and estimated effects; all intervals are conditional on that selection.</w:t>
+        <w:t xml:space="preserve">The six paired-image collections and strength labels are the existing references [1,2,9–15] in the main article. A specimen record binds its laminate configuration, specimen ID, registered image pair and CAI label. Capture groups were formed before splitting from shared source/crop identities, then retained within partitions. The split contains 276 physical specimens (161 training, 50 development validation and 65 reserved), with 152/48/59 capture groups. The reserved partition was not evaluated. The same 50 development specimens selected checkpoints and estimated effects; all intervals are conditional on that selection.</w:t>
       </w:r>
     </w:p>
     <w:p>
@@ -52,13 +52,14 @@
         <w:t xml:space="preserve"> </w:t>
       </w:r>
       <w:r>
-        <w:t xml:space="preserve">The complete 50-specimen evaluation cohort. IDs are source-qualified; dimensions and area clocks remain in cohort_manifest.csv. The full 276-row partition metadata are provided as S1_all_partition_metadata.csv. Reading split labels is not reserved-set evaluation.</w:t>
+        <w:t xml:space="preserve">The complete 50-specimen evaluation cohort. Specimens are identified by layer count, layup and specimen number; dimensions and area clocks remain in cohort_manifest.csv. The full 276-row partition metadata are provided as S1_all_partition_metadata.csv. Reading split labels is not reserved-set evaluation.</w:t>
       </w:r>
     </w:p>
     <w:tbl>
       <w:tblPr>
         <w:tblStyle w:val="Table"/>
-        <w:tblW w:type="auto" w:w="0"/>
+        <w:tblW w:type="pct" w:w="5000"/>
+        <w:tblLayout w:type="fixed"/>
         <w:tblLook w:firstRow="1" w:lastRow="0" w:firstColumn="0" w:lastColumn="0" w:noHBand="0" w:noVBand="0" w:val="0020"/>
       </w:tblPr>
       <w:tblGrid>
@@ -112,7 +113,7 @@
               <w:pStyle w:val="Compact"/>
             </w:pPr>
             <w:r>
-              <w:t xml:space="preserve">74t7kcdgkr:c8-12</w:t>
+              <w:t xml:space="preserve">8-layer cross-ply / c8-12</w:t>
             </w:r>
           </w:p>
         </w:tc>
@@ -147,7 +148,7 @@
               <w:pStyle w:val="Compact"/>
             </w:pPr>
             <w:r>
-              <w:t xml:space="preserve">74t7kcdgkr:c8-13</w:t>
+              <w:t xml:space="preserve">8-layer cross-ply / c8-13</w:t>
             </w:r>
           </w:p>
         </w:tc>
@@ -182,7 +183,7 @@
               <w:pStyle w:val="Compact"/>
             </w:pPr>
             <w:r>
-              <w:t xml:space="preserve">74t7kcdgkr:c8-16</w:t>
+              <w:t xml:space="preserve">8-layer cross-ply / c8-16</w:t>
             </w:r>
           </w:p>
         </w:tc>
@@ -217,7 +218,7 @@
               <w:pStyle w:val="Compact"/>
             </w:pPr>
             <w:r>
-              <w:t xml:space="preserve">74t7kcdgkr:c8-2</w:t>
+              <w:t xml:space="preserve">8-layer cross-ply / c8-2</w:t>
             </w:r>
           </w:p>
         </w:tc>
@@ -252,7 +253,7 @@
               <w:pStyle w:val="Compact"/>
             </w:pPr>
             <w:r>
-              <w:t xml:space="preserve">74t7kcdgkr:c8-21</w:t>
+              <w:t xml:space="preserve">8-layer cross-ply / c8-21</w:t>
             </w:r>
           </w:p>
         </w:tc>
@@ -287,7 +288,7 @@
               <w:pStyle w:val="Compact"/>
             </w:pPr>
             <w:r>
-              <w:t xml:space="preserve">74t7kcdgkr:c8-28</w:t>
+              <w:t xml:space="preserve">8-layer cross-ply / c8-28</w:t>
             </w:r>
           </w:p>
         </w:tc>
@@ -322,7 +323,7 @@
               <w:pStyle w:val="Compact"/>
             </w:pPr>
             <w:r>
-              <w:t xml:space="preserve">74t7kcdgkr:c8-3</w:t>
+              <w:t xml:space="preserve">8-layer cross-ply / c8-3</w:t>
             </w:r>
           </w:p>
         </w:tc>
@@ -357,7 +358,7 @@
               <w:pStyle w:val="Compact"/>
             </w:pPr>
             <w:r>
-              <w:t xml:space="preserve">74t7kcdgkr:c8-39</w:t>
+              <w:t xml:space="preserve">8-layer cross-ply / c8-39</w:t>
             </w:r>
           </w:p>
         </w:tc>
@@ -392,7 +393,7 @@
               <w:pStyle w:val="Compact"/>
             </w:pPr>
             <w:r>
-              <w:t xml:space="preserve">74t7kcdgkr:c8-43</w:t>
+              <w:t xml:space="preserve">8-layer cross-ply / c8-43</w:t>
             </w:r>
           </w:p>
         </w:tc>
@@ -427,7 +428,7 @@
               <w:pStyle w:val="Compact"/>
             </w:pPr>
             <w:r>
-              <w:t xml:space="preserve">cgtnjyggtm:q24-11</w:t>
+              <w:t xml:space="preserve">24-layer quasi-isotropic / q24-11</w:t>
             </w:r>
           </w:p>
         </w:tc>
@@ -462,7 +463,7 @@
               <w:pStyle w:val="Compact"/>
             </w:pPr>
             <w:r>
-              <w:t xml:space="preserve">cgtnjyggtm:q24-22</w:t>
+              <w:t xml:space="preserve">24-layer quasi-isotropic / q24-22</w:t>
             </w:r>
           </w:p>
         </w:tc>
@@ -497,7 +498,7 @@
               <w:pStyle w:val="Compact"/>
             </w:pPr>
             <w:r>
-              <w:t xml:space="preserve">cgtnjyggtm:q24-24</w:t>
+              <w:t xml:space="preserve">24-layer quasi-isotropic / q24-24</w:t>
             </w:r>
           </w:p>
         </w:tc>
@@ -532,7 +533,7 @@
               <w:pStyle w:val="Compact"/>
             </w:pPr>
             <w:r>
-              <w:t xml:space="preserve">cgtnjyggtm:q24-30</w:t>
+              <w:t xml:space="preserve">24-layer quasi-isotropic / q24-30</w:t>
             </w:r>
           </w:p>
         </w:tc>
@@ -567,7 +568,7 @@
               <w:pStyle w:val="Compact"/>
             </w:pPr>
             <w:r>
-              <w:t xml:space="preserve">cgtnjyggtm:q24-44</w:t>
+              <w:t xml:space="preserve">24-layer quasi-isotropic / q24-44</w:t>
             </w:r>
           </w:p>
         </w:tc>
@@ -602,7 +603,7 @@
               <w:pStyle w:val="Compact"/>
             </w:pPr>
             <w:r>
-              <w:t xml:space="preserve">cgtnjyggtm:q24-47</w:t>
+              <w:t xml:space="preserve">24-layer quasi-isotropic / q24-47</w:t>
             </w:r>
           </w:p>
         </w:tc>
@@ -637,7 +638,7 @@
               <w:pStyle w:val="Compact"/>
             </w:pPr>
             <w:r>
-              <w:t xml:space="preserve">cgtnjyggtm:q24-48</w:t>
+              <w:t xml:space="preserve">24-layer quasi-isotropic / q24-48</w:t>
             </w:r>
           </w:p>
         </w:tc>
@@ -672,7 +673,7 @@
               <w:pStyle w:val="Compact"/>
             </w:pPr>
             <w:r>
-              <w:t xml:space="preserve">cgtnjyggtm:q24-6</w:t>
+              <w:t xml:space="preserve">24-layer quasi-isotropic / q24-6</w:t>
             </w:r>
           </w:p>
         </w:tc>
@@ -707,7 +708,7 @@
               <w:pStyle w:val="Compact"/>
             </w:pPr>
             <w:r>
-              <w:t xml:space="preserve">cgtnjyggtm:q24-9</w:t>
+              <w:t xml:space="preserve">24-layer quasi-isotropic / q24-9</w:t>
             </w:r>
           </w:p>
         </w:tc>
@@ -742,7 +743,7 @@
               <w:pStyle w:val="Compact"/>
             </w:pPr>
             <w:r>
-              <w:t xml:space="preserve">w68dtmpfyf:q16-14</w:t>
+              <w:t xml:space="preserve">16-layer quasi-isotropic / q16-14</w:t>
             </w:r>
           </w:p>
         </w:tc>
@@ -777,7 +778,7 @@
               <w:pStyle w:val="Compact"/>
             </w:pPr>
             <w:r>
-              <w:t xml:space="preserve">w68dtmpfyf:q16-2</w:t>
+              <w:t xml:space="preserve">16-layer quasi-isotropic / q16-2</w:t>
             </w:r>
           </w:p>
         </w:tc>
@@ -812,7 +813,7 @@
               <w:pStyle w:val="Compact"/>
             </w:pPr>
             <w:r>
-              <w:t xml:space="preserve">w68dtmpfyf:q16-29</w:t>
+              <w:t xml:space="preserve">16-layer quasi-isotropic / q16-29</w:t>
             </w:r>
           </w:p>
         </w:tc>
@@ -847,7 +848,7 @@
               <w:pStyle w:val="Compact"/>
             </w:pPr>
             <w:r>
-              <w:t xml:space="preserve">w68dtmpfyf:q16-3</w:t>
+              <w:t xml:space="preserve">16-layer quasi-isotropic / q16-3</w:t>
             </w:r>
           </w:p>
         </w:tc>
@@ -882,7 +883,7 @@
               <w:pStyle w:val="Compact"/>
             </w:pPr>
             <w:r>
-              <w:t xml:space="preserve">w68dtmpfyf:q16-33</w:t>
+              <w:t xml:space="preserve">16-layer quasi-isotropic / q16-33</w:t>
             </w:r>
           </w:p>
         </w:tc>
@@ -917,7 +918,7 @@
               <w:pStyle w:val="Compact"/>
             </w:pPr>
             <w:r>
-              <w:t xml:space="preserve">w68dtmpfyf:q16-38</w:t>
+              <w:t xml:space="preserve">16-layer quasi-isotropic / q16-38</w:t>
             </w:r>
           </w:p>
         </w:tc>
@@ -952,7 +953,7 @@
               <w:pStyle w:val="Compact"/>
             </w:pPr>
             <w:r>
-              <w:t xml:space="preserve">w68dtmpfyf:q16-43</w:t>
+              <w:t xml:space="preserve">16-layer quasi-isotropic / q16-43</w:t>
             </w:r>
           </w:p>
         </w:tc>
@@ -987,7 +988,7 @@
               <w:pStyle w:val="Compact"/>
             </w:pPr>
             <w:r>
-              <w:t xml:space="preserve">w68dtmpfyf:q16-6</w:t>
+              <w:t xml:space="preserve">16-layer quasi-isotropic / q16-6</w:t>
             </w:r>
           </w:p>
         </w:tc>
@@ -1022,7 +1023,7 @@
               <w:pStyle w:val="Compact"/>
             </w:pPr>
             <w:r>
-              <w:t xml:space="preserve">xcmzfsbd9t:c24-37</w:t>
+              <w:t xml:space="preserve">24-layer cross-ply / c24-37</w:t>
             </w:r>
           </w:p>
         </w:tc>
@@ -1057,7 +1058,7 @@
               <w:pStyle w:val="Compact"/>
             </w:pPr>
             <w:r>
-              <w:t xml:space="preserve">xcmzfsbd9t:c24-39</w:t>
+              <w:t xml:space="preserve">24-layer cross-ply / c24-39</w:t>
             </w:r>
           </w:p>
         </w:tc>
@@ -1092,7 +1093,7 @@
               <w:pStyle w:val="Compact"/>
             </w:pPr>
             <w:r>
-              <w:t xml:space="preserve">xcmzfsbd9t:c24-42</w:t>
+              <w:t xml:space="preserve">24-layer cross-ply / c24-42</w:t>
             </w:r>
           </w:p>
         </w:tc>
@@ -1127,7 +1128,7 @@
               <w:pStyle w:val="Compact"/>
             </w:pPr>
             <w:r>
-              <w:t xml:space="preserve">xcmzfsbd9t:c24-47</w:t>
+              <w:t xml:space="preserve">24-layer cross-ply / c24-47</w:t>
             </w:r>
           </w:p>
         </w:tc>
@@ -1162,7 +1163,7 @@
               <w:pStyle w:val="Compact"/>
             </w:pPr>
             <w:r>
-              <w:t xml:space="preserve">xcmzfsbd9t:c24-50</w:t>
+              <w:t xml:space="preserve">24-layer cross-ply / c24-50</w:t>
             </w:r>
           </w:p>
         </w:tc>
@@ -1197,7 +1198,7 @@
               <w:pStyle w:val="Compact"/>
             </w:pPr>
             <w:r>
-              <w:t xml:space="preserve">xcmzfsbd9t:c24-51</w:t>
+              <w:t xml:space="preserve">24-layer cross-ply / c24-51</w:t>
             </w:r>
           </w:p>
         </w:tc>
@@ -1232,7 +1233,7 @@
               <w:pStyle w:val="Compact"/>
             </w:pPr>
             <w:r>
-              <w:t xml:space="preserve">xcmzfsbd9t:c24-52</w:t>
+              <w:t xml:space="preserve">24-layer cross-ply / c24-52</w:t>
             </w:r>
           </w:p>
         </w:tc>
@@ -1267,7 +1268,7 @@
               <w:pStyle w:val="Compact"/>
             </w:pPr>
             <w:r>
-              <w:t xml:space="preserve">xcmzfsbd9t:c24-56</w:t>
+              <w:t xml:space="preserve">24-layer cross-ply / c24-56</w:t>
             </w:r>
           </w:p>
         </w:tc>
@@ -1302,7 +1303,7 @@
               <w:pStyle w:val="Compact"/>
             </w:pPr>
             <w:r>
-              <w:t xml:space="preserve">xcmzfsbd9t:c24-9t</w:t>
+              <w:t xml:space="preserve">24-layer cross-ply / c24-9t</w:t>
             </w:r>
           </w:p>
         </w:tc>
@@ -1337,7 +1338,7 @@
               <w:pStyle w:val="Compact"/>
             </w:pPr>
             <w:r>
-              <w:t xml:space="preserve">yfxyg8jm46:c16-12</w:t>
+              <w:t xml:space="preserve">16-layer cross-ply / c16-12</w:t>
             </w:r>
           </w:p>
         </w:tc>
@@ -1372,7 +1373,7 @@
               <w:pStyle w:val="Compact"/>
             </w:pPr>
             <w:r>
-              <w:t xml:space="preserve">yfxyg8jm46:c16-14</w:t>
+              <w:t xml:space="preserve">16-layer cross-ply / c16-14</w:t>
             </w:r>
           </w:p>
         </w:tc>
@@ -1407,7 +1408,7 @@
               <w:pStyle w:val="Compact"/>
             </w:pPr>
             <w:r>
-              <w:t xml:space="preserve">yfxyg8jm46:c16-16</w:t>
+              <w:t xml:space="preserve">16-layer cross-ply / c16-16</w:t>
             </w:r>
           </w:p>
         </w:tc>
@@ -1442,7 +1443,7 @@
               <w:pStyle w:val="Compact"/>
             </w:pPr>
             <w:r>
-              <w:t xml:space="preserve">yfxyg8jm46:c16-17</w:t>
+              <w:t xml:space="preserve">16-layer cross-ply / c16-17</w:t>
             </w:r>
           </w:p>
         </w:tc>
@@ -1477,7 +1478,7 @@
               <w:pStyle w:val="Compact"/>
             </w:pPr>
             <w:r>
-              <w:t xml:space="preserve">yfxyg8jm46:c16-24</w:t>
+              <w:t xml:space="preserve">16-layer cross-ply / c16-24</w:t>
             </w:r>
           </w:p>
         </w:tc>
@@ -1512,7 +1513,7 @@
               <w:pStyle w:val="Compact"/>
             </w:pPr>
             <w:r>
-              <w:t xml:space="preserve">yfxyg8jm46:c16-39</w:t>
+              <w:t xml:space="preserve">16-layer cross-ply / c16-39</w:t>
             </w:r>
           </w:p>
         </w:tc>
@@ -1547,7 +1548,7 @@
               <w:pStyle w:val="Compact"/>
             </w:pPr>
             <w:r>
-              <w:t xml:space="preserve">yfxyg8jm46:c16-42</w:t>
+              <w:t xml:space="preserve">16-layer cross-ply / c16-42</w:t>
             </w:r>
           </w:p>
         </w:tc>
@@ -1582,7 +1583,7 @@
               <w:pStyle w:val="Compact"/>
             </w:pPr>
             <w:r>
-              <w:t xml:space="preserve">yfxyg8jm46:c16-5</w:t>
+              <w:t xml:space="preserve">16-layer cross-ply / c16-5</w:t>
             </w:r>
           </w:p>
         </w:tc>
@@ -1617,7 +1618,7 @@
               <w:pStyle w:val="Compact"/>
             </w:pPr>
             <w:r>
-              <w:t xml:space="preserve">ykhs7s2dck:q8-15</w:t>
+              <w:t xml:space="preserve">8-layer quasi-isotropic / q8-15</w:t>
             </w:r>
           </w:p>
         </w:tc>
@@ -1652,7 +1653,7 @@
               <w:pStyle w:val="Compact"/>
             </w:pPr>
             <w:r>
-              <w:t xml:space="preserve">ykhs7s2dck:q8-2</w:t>
+              <w:t xml:space="preserve">8-layer quasi-isotropic / q8-2</w:t>
             </w:r>
           </w:p>
         </w:tc>
@@ -1687,7 +1688,7 @@
               <w:pStyle w:val="Compact"/>
             </w:pPr>
             <w:r>
-              <w:t xml:space="preserve">ykhs7s2dck:q8-22</w:t>
+              <w:t xml:space="preserve">8-layer quasi-isotropic / q8-22</w:t>
             </w:r>
           </w:p>
         </w:tc>
@@ -1722,7 +1723,7 @@
               <w:pStyle w:val="Compact"/>
             </w:pPr>
             <w:r>
-              <w:t xml:space="preserve">ykhs7s2dck:q8-33</w:t>
+              <w:t xml:space="preserve">8-layer quasi-isotropic / q8-33</w:t>
             </w:r>
           </w:p>
         </w:tc>
@@ -1757,7 +1758,7 @@
               <w:pStyle w:val="Compact"/>
             </w:pPr>
             <w:r>
-              <w:t xml:space="preserve">ykhs7s2dck:q8-34</w:t>
+              <w:t xml:space="preserve">8-layer quasi-isotropic / q8-34</w:t>
             </w:r>
           </w:p>
         </w:tc>
@@ -1792,7 +1793,7 @@
               <w:pStyle w:val="Compact"/>
             </w:pPr>
             <w:r>
-              <w:t xml:space="preserve">ykhs7s2dck:q8-37</w:t>
+              <w:t xml:space="preserve">8-layer quasi-isotropic / q8-37</w:t>
             </w:r>
           </w:p>
         </w:tc>
@@ -1827,7 +1828,7 @@
               <w:pStyle w:val="Compact"/>
             </w:pPr>
             <w:r>
-              <w:t xml:space="preserve">ykhs7s2dck:q8-8</w:t>
+              <w:t xml:space="preserve">8-layer quasi-isotropic / q8-8</w:t>
             </w:r>
           </w:p>
         </w:tc>
@@ -14374,13 +14375,13 @@
         <w:tblLook w:firstRow="1" w:lastRow="0" w:firstColumn="0" w:lastColumn="0" w:noHBand="0" w:noVBand="0" w:val="0020"/>
       </w:tblPr>
       <w:tblGrid>
-        <w:gridCol w:w="1131"/>
-        <w:gridCol w:w="1131"/>
-        <w:gridCol w:w="1131"/>
-        <w:gridCol w:w="1131"/>
-        <w:gridCol w:w="1131"/>
-        <w:gridCol w:w="1131"/>
-        <w:gridCol w:w="1131"/>
+        <w:gridCol w:w="2862"/>
+        <w:gridCol w:w="763"/>
+        <w:gridCol w:w="763"/>
+        <w:gridCol w:w="858"/>
+        <w:gridCol w:w="858"/>
+        <w:gridCol w:w="858"/>
+        <w:gridCol w:w="954"/>
       </w:tblGrid>
       <w:tr>
         <w:trPr>
@@ -14472,7 +14473,7 @@
               <w:pStyle w:val="Compact"/>
             </w:pPr>
             <w:r>
-              <w:t xml:space="preserve">74t7kcdgkr:c8-16</w:t>
+              <w:t xml:space="preserve">8-layer cross-ply / c8-16</w:t>
             </w:r>
           </w:p>
         </w:tc>
@@ -14551,7 +14552,7 @@
               <w:pStyle w:val="Compact"/>
             </w:pPr>
             <w:r>
-              <w:t xml:space="preserve">cgtnjyggtm:q24-48</w:t>
+              <w:t xml:space="preserve">24-layer quasi-isotropic / q24-48</w:t>
             </w:r>
           </w:p>
         </w:tc>
@@ -14630,7 +14631,7 @@
               <w:pStyle w:val="Compact"/>
             </w:pPr>
             <w:r>
-              <w:t xml:space="preserve">w68dtmpfyf:q16-29</w:t>
+              <w:t xml:space="preserve">16-layer quasi-isotropic / q16-29</w:t>
             </w:r>
           </w:p>
         </w:tc>
@@ -14709,7 +14710,7 @@
               <w:pStyle w:val="Compact"/>
             </w:pPr>
             <w:r>
-              <w:t xml:space="preserve">xcmzfsbd9t:c24-9t</w:t>
+              <w:t xml:space="preserve">24-layer cross-ply / c24-9t</w:t>
             </w:r>
           </w:p>
         </w:tc>
@@ -14788,7 +14789,7 @@
               <w:pStyle w:val="Compact"/>
             </w:pPr>
             <w:r>
-              <w:t xml:space="preserve">yfxyg8jm46:c16-24</w:t>
+              <w:t xml:space="preserve">16-layer cross-ply / c16-24</w:t>
             </w:r>
           </w:p>
         </w:tc>
@@ -14867,7 +14868,7 @@
               <w:pStyle w:val="Compact"/>
             </w:pPr>
             <w:r>
-              <w:t xml:space="preserve">ykhs7s2dck:q8-22</w:t>
+              <w:t xml:space="preserve">8-layer quasi-isotropic / q8-22</w:t>
             </w:r>
           </w:p>
         </w:tc>
@@ -14947,13 +14948,13 @@
         <w:t xml:space="preserve">Nine of 94 recorded decisions departed from the highest initially scored cell still feasible on the actual path: c8-16 (2), q16-29 (2), c16-24 (4), q8-22 (1); q24-48 and c24-9t retained their initial feasible ranking. The comparison removes measured and unaffordable cells at every actual state. This describes specimen-specific initialization and selective reordering in six cases only. Changing internal evidence, history, progress and prediction are coupled, so the departures do not isolate internal-feedback causality.</w:t>
       </w:r>
     </w:p>
-    <w:bookmarkStart w:id="18" w:name="s5.1.-74t7kcdgkrc8-16"/>
+    <w:bookmarkStart w:id="18" w:name="s5.1.-8-layer-cross-ply-c8-16"/>
     <w:p>
       <w:pPr>
         <w:pStyle w:val="Heading2"/>
       </w:pPr>
       <w:r>
-        <w:t xml:space="preserve">S5.1. 74t7kcdgkr:c8-16</w:t>
+        <w:t xml:space="preserve">S5.1. 8-layer cross-ply / c8-16</w:t>
       </w:r>
     </w:p>
     <w:p>
@@ -15022,13 +15023,13 @@
       </w:r>
     </w:p>
     <w:bookmarkEnd w:id="18"/>
-    <w:bookmarkStart w:id="22" w:name="s5.2.-cgtnjyggtmq24-48"/>
+    <w:bookmarkStart w:id="22" w:name="s5.2.-24-layer-quasi-isotropic-q24-48"/>
     <w:p>
       <w:pPr>
         <w:pStyle w:val="Heading2"/>
       </w:pPr>
       <w:r>
-        <w:t xml:space="preserve">S5.2. cgtnjyggtm:q24-48</w:t>
+        <w:t xml:space="preserve">S5.2. 24-layer quasi-isotropic / q24-48</w:t>
       </w:r>
     </w:p>
     <w:p>
@@ -15097,13 +15098,13 @@
       </w:r>
     </w:p>
     <w:bookmarkEnd w:id="22"/>
-    <w:bookmarkStart w:id="26" w:name="s5.3.-w68dtmpfyfq16-29"/>
+    <w:bookmarkStart w:id="26" w:name="s5.3.-16-layer-quasi-isotropic-q16-29"/>
     <w:p>
       <w:pPr>
         <w:pStyle w:val="Heading2"/>
       </w:pPr>
       <w:r>
-        <w:t xml:space="preserve">S5.3. w68dtmpfyf:q16-29</w:t>
+        <w:t xml:space="preserve">S5.3. 16-layer quasi-isotropic / q16-29</w:t>
       </w:r>
     </w:p>
     <w:p>
@@ -15172,13 +15173,13 @@
       </w:r>
     </w:p>
     <w:bookmarkEnd w:id="26"/>
-    <w:bookmarkStart w:id="30" w:name="s5.4.-xcmzfsbd9tc24-9t"/>
+    <w:bookmarkStart w:id="30" w:name="s5.4.-24-layer-cross-ply-c24-9t"/>
     <w:p>
       <w:pPr>
         <w:pStyle w:val="Heading2"/>
       </w:pPr>
       <w:r>
-        <w:t xml:space="preserve">S5.4. xcmzfsbd9t:c24-9t</w:t>
+        <w:t xml:space="preserve">S5.4. 24-layer cross-ply / c24-9t</w:t>
       </w:r>
     </w:p>
     <w:p>
@@ -15247,13 +15248,13 @@
       </w:r>
     </w:p>
     <w:bookmarkEnd w:id="30"/>
-    <w:bookmarkStart w:id="34" w:name="s5.5.-yfxyg8jm46c16-24"/>
+    <w:bookmarkStart w:id="34" w:name="s5.5.-16-layer-cross-ply-c16-24"/>
     <w:p>
       <w:pPr>
         <w:pStyle w:val="Heading2"/>
       </w:pPr>
       <w:r>
-        <w:t xml:space="preserve">S5.5. yfxyg8jm46:c16-24</w:t>
+        <w:t xml:space="preserve">S5.5. 16-layer cross-ply / c16-24</w:t>
       </w:r>
     </w:p>
     <w:p>
@@ -15322,13 +15323,13 @@
       </w:r>
     </w:p>
     <w:bookmarkEnd w:id="34"/>
-    <w:bookmarkStart w:id="38" w:name="s5.6.-ykhs7s2dckq8-22"/>
+    <w:bookmarkStart w:id="38" w:name="s5.6.-8-layer-quasi-isotropic-q8-22"/>
     <w:p>
       <w:pPr>
         <w:pStyle w:val="Heading2"/>
       </w:pPr>
       <w:r>
-        <w:t xml:space="preserve">S5.6. ykhs7s2dck:q8-22</w:t>
+        <w:t xml:space="preserve">S5.6. 8-layer quasi-isotropic / q8-22</w:t>
       </w:r>
     </w:p>
     <w:p>
@@ -15411,7 +15412,7 @@
         <w:pStyle w:val="FirstParagraph"/>
       </w:pPr>
       <w:r>
-        <w:t xml:space="preserve">Main Fig. 6 uses the source-qualified c8-16 and q24-48 image pairs from Mendeley Data version 1, collections 74t7kcdgkr and cgtnjyggtm (Hasebe, Higuchi, Yokozeki and Takeda, 2022; CC BY 4.0). The candidate manifest resolves each surface and registered C-scan path with SHA256 and native dimensions. Surface orientation follows the frozen clockwise-90° transform and maximum-edge-1024 display resize. The registered C-scan pixels are unchanged; overlays use rint native grid edges and the saved action ordinals. Grey overlays mark unavailable cells. The full-image backdrop is explicitly retrospective and was never supplied to the actor. assets.json records source URLs, hashes, dimensions, transformations and attribution. No damage outline, scale calibration or physical length measurement is invented.</w:t>
+        <w:t xml:space="preserve">Main Fig. 6 uses the c8-16 (8-layer cross-ply) and q24-48 (24-layer quasi-isotropic) image pairs from the corresponding Mendeley Data version 1 collections (Hasebe, Higuchi, Yokozeki and Takeda, 2022; CC BY 4.0). The candidate manifest resolves each surface and registered C-scan path with SHA256 and native dimensions. Surface orientation follows the frozen clockwise-90° transform and maximum-edge-1024 display resize. The registered C-scan pixels are unchanged; overlays use rint native grid edges and the saved action ordinals. Grey overlays mark unavailable cells. The full-image backdrop is explicitly retrospective and was never supplied to the actor. assets.json records source URLs, hashes, dimensions, transformations and attribution. No damage outline, scale calibration or physical length measurement is invented.</w:t>
       </w:r>
     </w:p>
     <w:p>
